--- a/content/换届选举/2026-07-25-material-8i85x2/template.docx
+++ b/content/换届选举/2026-07-25-material-8i85x2/template.docx
@@ -14,7 +14,17 @@
           <w:b w:val="0"/>
           <w:sz w:val="44"/>
         </w:rPr>
-        <w:t>换届选举材料（九） | 候选人的批复参考（第二次批复）</w:t>
+        <w:t xml:space="preserve">换届选举材料（九） | </w:t>
+      </w:r>
+      <w:bookmarkStart w:id="3" w:name="_GoBack"/>
+      <w:bookmarkEnd w:id="3"/>
+      <w:r>
+        <w:rPr>
+          <w:rFonts w:ascii="方正小标宋简体" w:hAnsi="方正小标宋简体" w:eastAsia="方正小标宋简体" w:cs="方正小标宋简体"/>
+          <w:b w:val="0"/>
+          <w:sz w:val="44"/>
+        </w:rPr>
+        <w:t>候选人的批复（第二次批复）</w:t>
       </w:r>
     </w:p>
     <w:p>
@@ -186,8 +196,6 @@
         </w:rPr>
         <w:t>候选人预备人选名单如下：</w:t>
       </w:r>
-      <w:bookmarkStart w:id="3" w:name="_GoBack"/>
-      <w:bookmarkEnd w:id="3"/>
     </w:p>
     <w:p>
       <w:pPr>
@@ -646,6 +654,7 @@
       <w:jc w:val="both"/>
     </w:pPr>
     <w:rPr>
+      <w:rFonts w:asciiTheme="minorHAnsi" w:hAnsiTheme="minorHAnsi" w:eastAsiaTheme="minorEastAsia" w:cstheme="minorBidi"/>
       <w:sz w:val="21"/>
       <w:szCs w:val="22"/>
     </w:rPr>
